--- a/tillsyn/A 29171-2026 tillsynsbegäran.docx
+++ b/tillsyn/A 29171-2026 tillsynsbegäran.docx
@@ -278,7 +278,7 @@
     <w:r>
       <w:tab/>
       <w:tab/>
-      <w:t>2026-08-15</w:t>
+      <w:t>2026-08-16</w:t>
       <w:br/>
       <w:br/>
     </w:r>

--- a/tillsyn/A 29171-2026 tillsynsbegäran.docx
+++ b/tillsyn/A 29171-2026 tillsynsbegäran.docx
@@ -278,7 +278,7 @@
     <w:r>
       <w:tab/>
       <w:tab/>
-      <w:t>2026-08-16</w:t>
+      <w:t>2026-08-17</w:t>
       <w:br/>
       <w:br/>
     </w:r>

--- a/tillsyn/A 29171-2026 tillsynsbegäran.docx
+++ b/tillsyn/A 29171-2026 tillsynsbegäran.docx
@@ -278,7 +278,7 @@
     <w:r>
       <w:tab/>
       <w:tab/>
-      <w:t>2026-08-17</w:t>
+      <w:t>2026-08-18</w:t>
       <w:br/>
       <w:br/>
     </w:r>

--- a/tillsyn/A 29171-2026 tillsynsbegäran.docx
+++ b/tillsyn/A 29171-2026 tillsynsbegäran.docx
@@ -278,7 +278,7 @@
     <w:r>
       <w:tab/>
       <w:tab/>
-      <w:t>2026-08-18</w:t>
+      <w:t>2026-08-19</w:t>
       <w:br/>
       <w:br/>
     </w:r>

--- a/tillsyn/A 29171-2026 tillsynsbegäran.docx
+++ b/tillsyn/A 29171-2026 tillsynsbegäran.docx
@@ -22,7 +22,7 @@
       <w:r>
         <w:drawing>
           <wp:inline xmlns:a="http://schemas.openxmlformats.org/drawingml/2006/main" xmlns:pic="http://schemas.openxmlformats.org/drawingml/2006/picture">
-            <wp:extent cx="5486400" cy="2978870"/>
+            <wp:extent cx="5486400" cy="3107075"/>
             <wp:docPr id="1" name="Picture 1"/>
             <wp:cNvGraphicFramePr>
               <a:graphicFrameLocks noChangeAspect="1"/>
@@ -43,7 +43,7 @@
                   <pic:spPr>
                     <a:xfrm>
                       <a:off x="0" y="0"/>
-                      <a:ext cx="5486400" cy="2978870"/>
+                      <a:ext cx="5486400" cy="3107075"/>
                     </a:xfrm>
                     <a:prstGeom prst="rect"/>
                   </pic:spPr>
@@ -65,7 +65,7 @@
     </w:p>
     <w:p>
       <w:r>
-        <w:t>I och inom 12 meter från avverkningsanmälan finns fynd av 3 naturvårdsarter, varav 1 är rödlistad och 2 är typiska (T): vitplätt (NT), hultbräken (T) och ormbär (T). Se Figur 1.</w:t>
+        <w:t>I och inom 12 meter från avverkningsanmälan finns fynd av 4 naturvårdsarter, varav 2 är rödlistade och 3 är typiska (T): knottrig blåslav (NT, T), vitplätt (NT), hultbräken (T) och ormbär (T). Se Figur 1.</w:t>
       </w:r>
     </w:p>
     <w:p>
@@ -97,6 +97,37 @@
     <w:p>
       <w:r>
         <w:t>Nedan följer beskrivningar av de naturvårdsarter och fridlysta arter som har sina livsmiljöer och växtplatser i den avverkningsanmälda skogen. De påträffade naturvårdsarterna är ett tydligt kvitto på att det rör sig om en skog med höga naturvärden.</w:t>
+      </w:r>
+    </w:p>
+    <w:p>
+      <w:r>
+        <w:rPr>
+          <w:b/>
+        </w:rPr>
+        <w:t>Knottrig blåslav (NT)</w:t>
+      </w:r>
+      <w:r>
+        <w:t xml:space="preserve"> har sin huvudutbredning i gamla granskogar i det övre barrskogsbältet mot fjällen. Den signalerar alltid höga naturvärden och växer i skogar med lång kontinuitet, mest i opåverkade naturskogsbestånd. Arten överlever inte en slutavverkning (inklusive hänsyn) och den finns idag enbart i kontinuitetsskog. Lavens fortsatta förekomst bör säkerställas genom att lokaler med äldre barrskog skyddas. Knottrig blåslav är typisk art för </w:t>
+      </w:r>
+      <w:r>
+        <w:rPr>
+          <w:i/>
+        </w:rPr>
+        <w:t xml:space="preserve">9010 Taiga </w:t>
+      </w:r>
+      <w:r>
+        <w:t>och</w:t>
+      </w:r>
+      <w:r>
+        <w:rPr>
+          <w:i/>
+        </w:rPr>
+        <w:t xml:space="preserve"> 9040 Fjällbjörkskog</w:t>
+      </w:r>
+    </w:p>
+    <w:p>
+      <w:r>
+        <w:t>(SLU Artdatabanken, 2024; Nitare &amp; Skogsstyrelsen, 2019).</w:t>
       </w:r>
     </w:p>
     <w:p>
@@ -278,7 +309,7 @@
     <w:r>
       <w:tab/>
       <w:tab/>
-      <w:t>2026-08-19</w:t>
+      <w:t>2026-08-20</w:t>
       <w:br/>
       <w:br/>
     </w:r>

--- a/tillsyn/A 29171-2026 tillsynsbegäran.docx
+++ b/tillsyn/A 29171-2026 tillsynsbegäran.docx
@@ -309,7 +309,7 @@
     <w:r>
       <w:tab/>
       <w:tab/>
-      <w:t>2026-08-20</w:t>
+      <w:t>2026-08-21</w:t>
       <w:br/>
       <w:br/>
     </w:r>

--- a/tillsyn/A 29171-2026 tillsynsbegäran.docx
+++ b/tillsyn/A 29171-2026 tillsynsbegäran.docx
@@ -309,7 +309,7 @@
     <w:r>
       <w:tab/>
       <w:tab/>
-      <w:t>2026-08-21</w:t>
+      <w:t>2026-08-22</w:t>
       <w:br/>
       <w:br/>
     </w:r>

--- a/tillsyn/A 29171-2026 tillsynsbegäran.docx
+++ b/tillsyn/A 29171-2026 tillsynsbegäran.docx
@@ -309,7 +309,7 @@
     <w:r>
       <w:tab/>
       <w:tab/>
-      <w:t>2026-08-22</w:t>
+      <w:t>2026-08-23</w:t>
       <w:br/>
       <w:br/>
     </w:r>

--- a/tillsyn/A 29171-2026 tillsynsbegäran.docx
+++ b/tillsyn/A 29171-2026 tillsynsbegäran.docx
@@ -309,7 +309,7 @@
     <w:r>
       <w:tab/>
       <w:tab/>
-      <w:t>2026-08-23</w:t>
+      <w:t>2026-08-24</w:t>
       <w:br/>
       <w:br/>
     </w:r>

--- a/tillsyn/A 29171-2026 tillsynsbegäran.docx
+++ b/tillsyn/A 29171-2026 tillsynsbegäran.docx
@@ -309,7 +309,7 @@
     <w:r>
       <w:tab/>
       <w:tab/>
-      <w:t>2026-08-24</w:t>
+      <w:t>2026-08-25</w:t>
       <w:br/>
       <w:br/>
     </w:r>

--- a/tillsyn/A 29171-2026 tillsynsbegäran.docx
+++ b/tillsyn/A 29171-2026 tillsynsbegäran.docx
@@ -309,7 +309,7 @@
     <w:r>
       <w:tab/>
       <w:tab/>
-      <w:t>2026-08-25</w:t>
+      <w:t>2026-08-26</w:t>
       <w:br/>
       <w:br/>
     </w:r>

--- a/tillsyn/A 29171-2026 tillsynsbegäran.docx
+++ b/tillsyn/A 29171-2026 tillsynsbegäran.docx
@@ -309,7 +309,7 @@
     <w:r>
       <w:tab/>
       <w:tab/>
-      <w:t>2026-08-26</w:t>
+      <w:t>2026-08-27</w:t>
       <w:br/>
       <w:br/>
     </w:r>

--- a/tillsyn/A 29171-2026 tillsynsbegäran.docx
+++ b/tillsyn/A 29171-2026 tillsynsbegäran.docx
@@ -309,7 +309,7 @@
     <w:r>
       <w:tab/>
       <w:tab/>
-      <w:t>2026-08-27</w:t>
+      <w:t>2026-08-28</w:t>
       <w:br/>
       <w:br/>
     </w:r>

--- a/tillsyn/A 29171-2026 tillsynsbegäran.docx
+++ b/tillsyn/A 29171-2026 tillsynsbegäran.docx
@@ -309,7 +309,7 @@
     <w:r>
       <w:tab/>
       <w:tab/>
-      <w:t>2026-08-28</w:t>
+      <w:t>2026-08-29</w:t>
       <w:br/>
       <w:br/>
     </w:r>

--- a/tillsyn/A 29171-2026 tillsynsbegäran.docx
+++ b/tillsyn/A 29171-2026 tillsynsbegäran.docx
@@ -309,7 +309,7 @@
     <w:r>
       <w:tab/>
       <w:tab/>
-      <w:t>2026-08-29</w:t>
+      <w:t>2026-08-31</w:t>
       <w:br/>
       <w:br/>
     </w:r>

--- a/tillsyn/A 29171-2026 tillsynsbegäran.docx
+++ b/tillsyn/A 29171-2026 tillsynsbegäran.docx
@@ -309,7 +309,7 @@
     <w:r>
       <w:tab/>
       <w:tab/>
-      <w:t>2026-08-31</w:t>
+      <w:t>2026-09-01</w:t>
       <w:br/>
       <w:br/>
     </w:r>

--- a/tillsyn/A 29171-2026 tillsynsbegäran.docx
+++ b/tillsyn/A 29171-2026 tillsynsbegäran.docx
@@ -309,7 +309,7 @@
     <w:r>
       <w:tab/>
       <w:tab/>
-      <w:t>2026-09-01</w:t>
+      <w:t>2026-09-02</w:t>
       <w:br/>
       <w:br/>
     </w:r>

--- a/tillsyn/A 29171-2026 tillsynsbegäran.docx
+++ b/tillsyn/A 29171-2026 tillsynsbegäran.docx
@@ -309,7 +309,7 @@
     <w:r>
       <w:tab/>
       <w:tab/>
-      <w:t>2026-09-02</w:t>
+      <w:t>2026-09-03</w:t>
       <w:br/>
       <w:br/>
     </w:r>

--- a/tillsyn/A 29171-2026 tillsynsbegäran.docx
+++ b/tillsyn/A 29171-2026 tillsynsbegäran.docx
@@ -309,7 +309,7 @@
     <w:r>
       <w:tab/>
       <w:tab/>
-      <w:t>2026-09-03</w:t>
+      <w:t>2026-09-04</w:t>
       <w:br/>
       <w:br/>
     </w:r>

--- a/tillsyn/A 29171-2026 tillsynsbegäran.docx
+++ b/tillsyn/A 29171-2026 tillsynsbegäran.docx
@@ -309,7 +309,7 @@
     <w:r>
       <w:tab/>
       <w:tab/>
-      <w:t>2026-09-04</w:t>
+      <w:t>2026-09-05</w:t>
       <w:br/>
       <w:br/>
     </w:r>

--- a/tillsyn/A 29171-2026 tillsynsbegäran.docx
+++ b/tillsyn/A 29171-2026 tillsynsbegäran.docx
@@ -309,7 +309,7 @@
     <w:r>
       <w:tab/>
       <w:tab/>
-      <w:t>2026-09-05</w:t>
+      <w:t>2026-09-06</w:t>
       <w:br/>
       <w:br/>
     </w:r>

--- a/tillsyn/A 29171-2026 tillsynsbegäran.docx
+++ b/tillsyn/A 29171-2026 tillsynsbegäran.docx
@@ -309,7 +309,7 @@
     <w:r>
       <w:tab/>
       <w:tab/>
-      <w:t>2026-09-06</w:t>
+      <w:t>2026-09-07</w:t>
       <w:br/>
       <w:br/>
     </w:r>

--- a/tillsyn/A 29171-2026 tillsynsbegäran.docx
+++ b/tillsyn/A 29171-2026 tillsynsbegäran.docx
@@ -309,7 +309,7 @@
     <w:r>
       <w:tab/>
       <w:tab/>
-      <w:t>2026-09-07</w:t>
+      <w:t>2026-09-08</w:t>
       <w:br/>
       <w:br/>
     </w:r>

--- a/tillsyn/A 29171-2026 tillsynsbegäran.docx
+++ b/tillsyn/A 29171-2026 tillsynsbegäran.docx
@@ -309,7 +309,7 @@
     <w:r>
       <w:tab/>
       <w:tab/>
-      <w:t>2026-09-08</w:t>
+      <w:t>2026-09-09</w:t>
       <w:br/>
       <w:br/>
     </w:r>

--- a/tillsyn/A 29171-2026 tillsynsbegäran.docx
+++ b/tillsyn/A 29171-2026 tillsynsbegäran.docx
@@ -309,7 +309,7 @@
     <w:r>
       <w:tab/>
       <w:tab/>
-      <w:t>2026-09-09</w:t>
+      <w:t>2026-09-10</w:t>
       <w:br/>
       <w:br/>
     </w:r>

--- a/tillsyn/A 29171-2026 tillsynsbegäran.docx
+++ b/tillsyn/A 29171-2026 tillsynsbegäran.docx
@@ -309,7 +309,7 @@
     <w:r>
       <w:tab/>
       <w:tab/>
-      <w:t>2026-09-10</w:t>
+      <w:t>2026-09-11</w:t>
       <w:br/>
       <w:br/>
     </w:r>

--- a/tillsyn/A 29171-2026 tillsynsbegäran.docx
+++ b/tillsyn/A 29171-2026 tillsynsbegäran.docx
@@ -309,7 +309,7 @@
     <w:r>
       <w:tab/>
       <w:tab/>
-      <w:t>2026-09-11</w:t>
+      <w:t>2026-09-12</w:t>
       <w:br/>
       <w:br/>
     </w:r>

--- a/tillsyn/A 29171-2026 tillsynsbegäran.docx
+++ b/tillsyn/A 29171-2026 tillsynsbegäran.docx
@@ -309,7 +309,7 @@
     <w:r>
       <w:tab/>
       <w:tab/>
-      <w:t>2026-09-12</w:t>
+      <w:t>2026-09-13</w:t>
       <w:br/>
       <w:br/>
     </w:r>
